--- a/paper/Estimating Suppressed Electricity Demand in a Rationed Grid-   A Disequilibrium Approach for Nigeria.docx
+++ b/paper/Estimating Suppressed Electricity Demand in a Rationed Grid-   A Disequilibrium Approach for Nigeria.docx
@@ -222,14 +222,16 @@
     </w:p>
     <w:p>
       <w:r>
-        <w:t>Electricity demand in chronically supply-constrained grids is systematically mismeasured. Where supply is rationed and tariffs are administratively set, observed consumption equals the smaller of demand and supply and understates true demand by a variable, unobserved margin, biasing the forecasts on which capacity investment depends. Existing estimates of this "suppressed demand" for Nigeria and comparable markets fix the correction from consumption to demand by assumption before estimation. This paper instead recovers it, applying the Fair–Jaffee/Maddala–Nelson disequilibrium framework (in which observed quantity is the minimum of separately specified, jointly estimated demand and supply equations) to a panel of 154 distribution-company-quarters (11 DISCOs, 2022Q4–2026Q1) built from Nigerian regulatory filings. Demand is identified by state-level formal economic activity; supply by administratively allocated contracted capacity and national plant availability; the demand- or supply-constrained status of each observation is recovered from the likelihood rather than assumed. The existing connected network is estimated to draw 5.34 GW on average against 3.43 GW delivered: a suppressed demand gap of 1.91 GW, 56 per cent above current delivery. The estimate is stable across specifications, holds out of sample, and is corroborated by an independent estimator.</w:t>
+        <w:t xml:space="preserve">Electricity demand in chronically supply-constrained grids is systematically mismeasured. Where supply is rationed and tariffs are administratively set, observed consumption equals the smaller of demand and supply and understates true demand by a variable, unobserved margin, biasing the forecasts on which capacity investment depends. Existing estimates of this "suppressed demand" for Nigeria and comparable markets fix the correction from consumption to demand by assumption before estimation. This paper instead recovers it, applying the Fair–Jaffee/Maddala–Nelson disequilibrium framework (in which observed quantity is the minimum of separately specified, jointly estimated demand and supply equations) to a panel of 154 distribution-company-quarters (11 DISCOs, 2022Q4–2026Q1) built from Nigerian regulatory filings. Demand is identified by state-level formal economic activity; supply by administratively allocated contracted capacity and national plant availability; the demand- or supply-constrained status of each observation is recovered from the likelihood rather than assumed. The existing connected network is estimated to draw 5.34 GW on average against 3.43 GW delivered: a suppressed demand gap of 1.91 GW, 56 per cent above current delivery. </w:t>
+      </w:r>
+      <w:r>
+        <w:t>The estimate holds out of sample and is insensitive to the reference year and to the April 2024 tariff change, but it rests on the three DISCOs whose quarters reveal demand: excluding any one of them moves the gap to between 0.52 and 1.48 GW, and a plausible negative correlation between demand and supply shocks would lower it by up to two-fifths.</w:t>
       </w:r>
     </w:p>
     <w:p/>
     <w:p/>
     <w:p/>
     <w:p/>
-    <w:p/>
     <w:p>
       <w:pPr>
         <w:pStyle w:val="Heading2"/>
@@ -327,7 +329,13 @@
           <w:lang w:eastAsia="en-GB"/>
         </w:rPr>
         <w:lastRenderedPageBreak/>
-        <w:t>distribution-company-quarters (11 DISCOs, 2022Q4–2026Q1) built from Nigeria's regulator's own filings, with demand identified by state-level formal economic activity and supply by contracted capacity and plant availability, the model estimates that Nigeria's existing, connected network would draw 5.34 GW against the 3.43 GW it actually receives: a suppressed demand gap of 1.91 GW, roughly 56 per cent above current delivery. The estimate is cross-validated against an independent disequilibrium estimator (Karapanagiotis, 2024) and holds out of sample.</w:t>
+        <w:t xml:space="preserve">distribution-company-quarters (11 DISCOs, 2022Q4–2026Q1) built from Nigeria's regulator's own filings, with demand identified by state-level formal economic activity and supply by contracted capacity and plant availability, the model estimates that Nigeria's existing, connected network would draw 5.34 GW against the 3.43 GW it actually receives: a suppressed demand gap of 1.91 GW, roughly 56 per cent above current delivery. </w:t>
+      </w:r>
+      <w:r>
+        <w:rPr>
+          <w:lang w:eastAsia="en-GB"/>
+        </w:rPr>
+        <w:t>The estimate holds out of sample; its dependence on the three DISCOs that identify demand, and on the independence assumption, is reported in Sections 6.4 and 6.5.</w:t>
       </w:r>
     </w:p>
     <w:p>
@@ -3938,10 +3946,10 @@
           <w:sz w:val="22"/>
           <w:szCs w:val="22"/>
         </w:rPr>
-        <w:t xml:space="preserve"> is </w:t>
-      </w:r>
-      <w:r>
-        <w:t xml:space="preserve">is the DISCO's aggregated state Internally Generated Revenue; </w:t>
+        <w:t xml:space="preserve"> is</w:t>
+      </w:r>
+      <w:r>
+        <w:t xml:space="preserve"> the DISCO's aggregated state Internally Generated Revenue; </w:t>
       </w:r>
       <m:oMath>
         <m:sSub>
@@ -9749,7 +9757,13 @@
         <w:rPr>
           <w:lang w:eastAsia="en-GB"/>
         </w:rPr>
-        <w:t>The data cannot establish is the direction and scale of the risk if it does not: a violation in the negative direction, which is the direction the data themselves point toward when unconstrained, would lower the headline suppressed-demand gap by up to two-fifths. The reported model retains independence as a maintained assumption, and the 1.91 GW figure should be read as the estimate under that assumption, with Table 7 indicating how much it would move if the assumption fails in the direction the data suggest is more likely.</w:t>
+        <w:t>The data cannot establish whether the assumption holds. What Table 7 does establish is the direction and scale of the risk if it does not</w:t>
+      </w:r>
+      <w:r>
+        <w:rPr>
+          <w:lang w:eastAsia="en-GB"/>
+        </w:rPr>
+        <w:t>: a violation in the negative direction, which is the direction the data themselves point toward when unconstrained, would lower the headline suppressed-demand gap by up to two-fifths. The reported model retains independence as a maintained assumption, and the 1.91 GW figure should be read as the estimate under that assumption, with Table 7 indicating how much it would move if the assumption fails in the direction the data suggest is more likely.</w:t>
       </w:r>
     </w:p>
     <w:p>
@@ -10102,7 +10116,19 @@
         <w:rPr>
           <w:lang w:eastAsia="en-GB"/>
         </w:rPr>
-        <w:t>The Lagos-area interaction qualifies this relationship rather than overturning it. The two Lagos DISCOs show a smaller demand response to IGR than the rest of the network. A plausible reading is that in the country's most developed commercial centre, the link between incremental economic activity and incremental grid demand is closer to saturation than elsewhere, so further activity translates less directly into additional offtake. This coefficient is retained on model-fit grounds but is the least certain in the specification, for a reason beyond its failure to replicate under independent re-estimation (Section 6.4): Eko and Ikeja together account for six of the panel's ten demand-constrained observations, so the interaction is estimated largely from the same narrow slice of data that identifies the demand equation as a whole. It is best read as a qualification supported by a thin part of the data.</w:t>
+        <w:t>The Lagos-area interaction qualifies this relationship rather than overturning it. The two Lagos DISCOs show a smaller demand response to IGR than the rest of the network. A plausible reading is that in the country's most developed commercial centre, the link between incremental economic activity and incremental grid demand is closer to saturation than elsewhere, so further activity translates less directly into additional offtake. This coefficient is retained on model-fit grounds but is the least certain in the specification</w:t>
+      </w:r>
+      <w:r>
+        <w:rPr>
+          <w:lang w:eastAsia="en-GB"/>
+        </w:rPr>
+        <w:t>.</w:t>
+      </w:r>
+      <w:r>
+        <w:rPr>
+          <w:lang w:eastAsia="en-GB"/>
+        </w:rPr>
+        <w:t xml:space="preserve"> Eko and Ikeja together account for six of the panel's ten demand-constrained observations, so the interaction is estimated largely from the same narrow slice of data that identifies the demand equation as a whole. It is best read as a qualification supported by a thin part of the data.</w:t>
       </w:r>
     </w:p>
     <w:p>
@@ -10161,7 +10187,6 @@
         <w:rPr>
           <w:lang w:eastAsia="en-GB"/>
         </w:rPr>
-        <w:lastRenderedPageBreak/>
         <w:t>First, the estimate covers the connected network only. Latent demand from unconnected households and firms is outside the model by construction (Section 7.1); the figure reported here is not, and should not be read as, total national demand.</w:t>
       </w:r>
     </w:p>
@@ -10175,6 +10200,7 @@
         <w:rPr>
           <w:lang w:eastAsia="en-GB"/>
         </w:rPr>
+        <w:lastRenderedPageBreak/>
         <w:t>Second, demand is identified by formal economic activity alone. Six candidate variables intended to capture household or settlement-based demand (population, urban-masked population, built-up area, residential built-up area, and new-connection flow) failed to identify a demand effect distinct from IGR (Section 6.3). This is a limit of what the available data separate, not evidence that household demand is unimportant; the reported demand equation should be understood as capturing the formal-economic-activity channel, with any distinct household channel unresolved.</w:t>
       </w:r>
     </w:p>
@@ -10201,7 +10227,16 @@
         <w:rPr>
           <w:lang w:eastAsia="en-GB"/>
         </w:rPr>
-        <w:t>Fourth, the panel is short, and the demand-constrained regime within it is thin. Fourteen quarters across eleven DISCOs is sufficient to estimate the reported specification and to support the robustness checks in Section 6, but only ten of the 154 observations, concentrated in three DISCOs, are classified as demand-constrained (Section 6.4). This limits what can be asked of the data: it is why the shock correlation cannot be identified (Section 6.5), why the time-varying IGR specification loses precision, why the out-of-sample test's demand-constrained subset is small, and why the headline gap moves substantially when any of these three DISCOs is excluded from estimation (Section 6.4). The national figure should accordingly be read alongside the DISCO-level results in Table 6, not in place of them; the estimate is best supported for Abuja, Eko, and Ikeja specifically, and least independently corroborated for the remaining eight DISCOs.</w:t>
+        <w:t xml:space="preserve">Fourth, the panel is short, and the demand-constrained regime within it is thin. Fourteen quarters across eleven DISCOs is sufficient to estimate the reported specification and to support the robustness checks in Section 6, but only ten of the 154 observations, concentrated in three DISCOs, are classified as demand-constrained (Section 6.4). This limits what can be asked of the data: it is why the shock correlation cannot be identified (Section 6.5), why the time-varying IGR specification loses precision, why the out-of-sample test's demand-constrained subset is small, and why the headline gap moves substantially when any of these three DISCOs is excluded from estimation (Section 6.4). The national figure should accordingly be read alongside the DISCO-level results in </w:t>
+      </w:r>
+      <w:r>
+        <w:t>Appendix Table A1</w:t>
+      </w:r>
+      <w:r>
+        <w:rPr>
+          <w:lang w:eastAsia="en-GB"/>
+        </w:rPr>
+        <w:t>, not in place of them; the estimate is best supported for Abuja, Eko, and Ikeja specifically, and least independently corroborated for the remaining eight DISCOs.</w:t>
       </w:r>
     </w:p>
     <w:p>
@@ -10235,14 +10270,7 @@
         <w:rPr>
           <w:lang w:eastAsia="en-GB"/>
         </w:rPr>
-        <w:t xml:space="preserve">Against prior suppressed-demand estimates. Existing Nigerian estimates are not directly comparable in units or horizon (Ugbehe et al. (2025) report projected national energy in GWh per year to 2050; Ojameruaye (1988) worked in NEPA-era aggregates predating the DISCO structure entirely), so the contrast is one of method, not a common figure. Where those studies fix the correction from consumption to demand before estimation, the figure here is recovered </w:t>
-      </w:r>
-      <w:r>
-        <w:rPr>
-          <w:lang w:eastAsia="en-GB"/>
-        </w:rPr>
-        <w:lastRenderedPageBreak/>
-        <w:t>from the joint behaviour of offtake and contracted capacity, with the constrained status of each observation identified by the model rather than assumed (Section 2.3).</w:t>
+        <w:t>Against prior suppressed-demand estimates. Existing Nigerian estimates are not directly comparable in units or horizon (Ugbehe et al. (2025) report projected national energy in GWh per year to 2050; Ojameruaye (1988) worked in NEPA-era aggregates predating the DISCO structure entirely), so the contrast is one of method, not a common figure. Where those studies fix the correction from consumption to demand before estimation, the figure here is recovered from the joint behaviour of offtake and contracted capacity, with the constrained status of each observation identified by the model rather than assumed (Section 2.3).</w:t>
       </w:r>
     </w:p>
     <w:p>
@@ -10255,6 +10283,7 @@
         <w:rPr>
           <w:lang w:eastAsia="en-GB"/>
         </w:rPr>
+        <w:lastRenderedPageBreak/>
         <w:t>Against observed delivery and capacity. The estimate is disciplined by the sector's own aggregates. Nigeria holds roughly 13 GW of installed generation capacity but delivered an average of about 4.5 GW to the grid in 2023 (IEA, 2024; African Development Bank, cited in AllAfrica, 2025). This paper's 3.43 GW average DISCO offtake, measured over a different window (2022Q4–2026Q1) and at a narrower point in the supply chain, is plausibly consistent with that figure rather than in tension with it: the IEA/ADB figure is measured at the point of generation and transmission, before transmission losses are subtracted and before offtake by large industrial customers who purchase directly from generators under Nigeria's "eligible customer" framework rather than through a DISCO. Both factors would be expected to widen the gap between total grid delivery and DISCO-metered offtake specifically, in the direction observed here. The estimated ceiling of 5.34 GW places connected-network suppressed demand at 56 per cent above delivery, well below installed capacity, and thus not a claim that the grid could serve its estimated demand today, though materially above what is currently delivered.</w:t>
       </w:r>
     </w:p>
@@ -10321,7 +10350,19 @@
         <w:rPr>
           <w:lang w:eastAsia="en-GB"/>
         </w:rPr>
-        <w:t>This paper estimated the suppressed electricity demand of Nigeria's connected distribution network by treating observed offtake as the short side of a market that does not clear, and recovering demand and supply as separately identified equations rather than assuming the correction between consumption and demand in advance. The existing network is estimated to draw 5.34 GW on average against 3.43 GW delivered (a suppressed demand gap of 1.91 GW, or 56 per cent above current delivery), with formal economic activity (rather than population or settlement footprint) as the operative demand driver, and contracted capacity converting to supply at close to unit pass-through. The estimate is stable across specifications, survives out-of-sample testing, and is corroborated by an independent implementation of the same estimator.</w:t>
+        <w:t xml:space="preserve">This paper estimated the suppressed electricity demand of Nigeria's connected distribution network by treating observed offtake as the short side of a market that does not clear, and recovering demand and supply as separately identified equations rather than assuming the correction between consumption and demand in advance. The existing network is estimated to draw 5.34 GW on average against 3.43 GW delivered (a suppressed demand gap of 1.91 GW, or 56 per cent above current delivery), with formal economic activity (rather than population or settlement footprint) as the operative demand driver, and contracted capacity converting to supply at close to unit pass-through. </w:t>
+      </w:r>
+      <w:r>
+        <w:rPr>
+          <w:lang w:eastAsia="en-GB"/>
+        </w:rPr>
+        <w:t>The estimate survives out-of-sample testing, but it is anchored to the three DISCOs whose behaviour reveals demand (Abuja, Eko and Ikeja) and assumes independent demand and supply shocks; Sections 6.4 and 6.5 report how far it moves when either condition is relaxed</w:t>
+      </w:r>
+      <w:r>
+        <w:rPr>
+          <w:lang w:eastAsia="en-GB"/>
+        </w:rPr>
+        <w:t>.</w:t>
       </w:r>
     </w:p>
     <w:p>
@@ -10347,7 +10388,14 @@
         <w:rPr>
           <w:lang w:eastAsia="en-GB"/>
         </w:rPr>
-        <w:t>That points to the wider application. The measurement problem this paper addresses (quantity rationed away from what price would clear, so that observed consumption reveals only the short side) is not specific to chronic under-supply. It has re-emerged, since 2024, in the most developed electricity markets, where data-centre and AI load has outrun the grid's physical capacity to connect it: at the end of 2025, US interconnection queues held roughly 2,061 GW of pending capacity, around one and a half times the installed base, with multi-year waits to connect. There, price clears the wholesale market but not the queue for connection itself: a market with its own latent demand, its own constrained supply, and only their minimum observed. Estimating that gap is the same problem in a different setting, and one this framework is suited to, though it is left here as a direction rather than a result. The method was built for markets where price cannot do the work of allocation; such markets are becoming more common, not less.</w:t>
+        <w:t xml:space="preserve">That points to the wider application. The measurement problem this paper addresses (quantity rationed away from what price would clear, so that observed consumption reveals only the short side) is not specific to chronic under-supply. It has re-emerged, since 2024, in the most developed electricity markets, where data-centre and AI load has outrun the grid's physical capacity to connect it: at the end of 2025, US interconnection queues held roughly 2,061 GW of pending capacity, around one and a half times the installed base, with multi-year waits to connect. There, price clears the wholesale market but not the queue for connection itself: a market with its own latent demand, its own constrained supply, and only their minimum observed. Estimating that gap is the same problem in a different setting, and one this framework is suited to, though it is left here as a direction rather than a result. The method was built for </w:t>
+      </w:r>
+      <w:r>
+        <w:rPr>
+          <w:lang w:eastAsia="en-GB"/>
+        </w:rPr>
+        <w:lastRenderedPageBreak/>
+        <w:t>markets where price cannot do the work of allocation; such markets are becoming more common, not less.</w:t>
       </w:r>
     </w:p>
     <w:p>
@@ -10680,6 +10728,7 @@
           <w:sz w:val="22"/>
           <w:szCs w:val="22"/>
         </w:rPr>
+        <w:lastRenderedPageBreak/>
         <w:t>Rand, J., Cheyette, A., Talley, C., Zhang, S., Gorman, W., Wiser, R.H., Seel, J., Jeong, S. and Kahrl, F. (2026) Queued Up: 2026 Edition, Characteristics of Power Plants Seeking Transmission Interconnection as of the End of 2025. Berkeley, CA: Lawrence Berkeley National Laboratory. Available at: https://emp.lbl.gov/queues (Accessed: September 2026).</w:t>
       </w:r>
     </w:p>
@@ -10697,7 +10746,6 @@
           <w:sz w:val="22"/>
           <w:szCs w:val="22"/>
         </w:rPr>
-        <w:lastRenderedPageBreak/>
         <w:t>Ugbehe</w:t>
       </w:r>
       <w:proofErr w:type="spellEnd"/>
@@ -10991,7 +11039,6 @@
         <w:rPr>
           <w:lang w:eastAsia="en-GB"/>
         </w:rPr>
-        <w:lastRenderedPageBreak/>
         <w:t>APPENDIX</w:t>
       </w:r>
     </w:p>
@@ -11660,7 +11707,13 @@
               <w:rPr>
                 <w:lang w:eastAsia="en-GB"/>
               </w:rPr>
-              <w:t>+0.03</w:t>
+              <w:t>+0.3</w:t>
+            </w:r>
+            <w:r>
+              <w:rPr>
+                <w:lang w:eastAsia="en-GB"/>
+              </w:rPr>
+              <w:t>0</w:t>
             </w:r>
           </w:p>
         </w:tc>
@@ -18401,6 +18454,7 @@
   <w:style w:type="character" w:default="1" w:styleId="DefaultParagraphFont">
     <w:name w:val="Default Paragraph Font"/>
     <w:uiPriority w:val="1"/>
+    <w:semiHidden/>
     <w:unhideWhenUsed/>
   </w:style>
   <w:style w:type="table" w:default="1" w:styleId="TableNormal">
